--- a/deliverables/video-4-slides/script/Video_4_Teleprompter_Script_with_Slide_Markers.docx
+++ b/deliverables/video-4-slides/script/Video_4_Teleprompter_Script_with_Slide_Markers.docx
@@ -240,7 +240,7 @@
           <w:color w:val="8A6D1E"/>
           <w:sz w:val="21"/>
         </w:rPr>
-        <w:t>1:20–2:35 | PERSONAL EVIDENCE — CAREER PATH SLIDE BEGINS</w:t>
+        <w:t>1:20–2:35 | PERSONAL EVIDENCE — FULL-SCREEN TEMIDAYO; REUSE SLIDE 1 BRIEFLY WHEN THE CHAPTERS ARE NAMED.</w:t>
       </w:r>
     </w:p>
     <w:p>
@@ -1033,35 +1033,6 @@
         <w:t>Your career does not need to look linear to be coherent. But you do have to make the continuity visible. The titles changed. The capability kept accumulating. I will see you in the next one.</w:t>
       </w:r>
     </w:p>
-    <w:p>
-      <w:pPr>
-        <w:spacing w:before="0" w:after="280" w:line="372" w:lineRule="auto"/>
-      </w:pPr>
-      <w:r>
-        <w:rPr>
-          <w:b w:val="0"/>
-          <w:i w:val="0"/>
-          <w:color w:val="1A1A1A"/>
-          <w:sz w:val="27"/>
-        </w:rPr>
-        <w:t>VISUAL TEACHING SYSTEM</w:t>
-      </w:r>
-    </w:p>
-    <w:p>
-      <w:pPr>
-        <w:spacing w:before="440" w:after="0" w:line="264" w:lineRule="auto"/>
-        <w:jc w:val="center"/>
-      </w:pPr>
-      <w:r>
-        <w:rPr>
-          <w:b/>
-          <w:i w:val="0"/>
-          <w:color w:val="5A6B82"/>
-          <w:sz w:val="22"/>
-        </w:rPr>
-        <w:t>END</w:t>
-      </w:r>
-    </w:p>
     <w:sectPr>
       <w:pgSz w:w="12240" w:h="15840"/>
       <w:pgMar w:top="1296" w:right="1512" w:bottom="1296" w:left="1512" w:header="720" w:footer="720" w:gutter="0"/>

--- a/deliverables/video-4-slides/script/Video_4_Teleprompter_Script_with_Slide_Markers.docx
+++ b/deliverables/video-4-slides/script/Video_4_Teleprompter_Script_with_Slide_Markers.docx
@@ -86,7 +86,49 @@
           <w:color w:val="1A1A1A"/>
           <w:sz w:val="27"/>
         </w:rPr>
-        <w:t>At EY, one of my senior-manager friends used to joke that I was a “cat with nine lives” because my career kept moving into work that looked unrelated. Accounting and audit became cybersecurity, then people strategy and enterprise transformation. From the outside, that can look unfocused. But the problem was not the career. It was how I was explaining what had traveled between those chapters.</w:t>
+        <w:t>A senior colleague once called me a cat with nine lives.</w:t>
+      </w:r>
+    </w:p>
+    <w:p>
+      <w:pPr>
+        <w:spacing w:before="0" w:after="280" w:line="372" w:lineRule="auto"/>
+      </w:pPr>
+      <w:r>
+        <w:rPr>
+          <w:b w:val="0"/>
+          <w:i w:val="0"/>
+          <w:color w:val="1A1A1A"/>
+          <w:sz w:val="27"/>
+        </w:rPr>
+        <w:t>He meant it kindly. My career kept moving into work that looked unrelated—accounting and audit became cybersecurity, then people strategy and enterprise transformation.</w:t>
+      </w:r>
+    </w:p>
+    <w:p>
+      <w:pPr>
+        <w:spacing w:before="0" w:after="280" w:line="372" w:lineRule="auto"/>
+      </w:pPr>
+      <w:r>
+        <w:rPr>
+          <w:b w:val="0"/>
+          <w:i w:val="0"/>
+          <w:color w:val="1A1A1A"/>
+          <w:sz w:val="27"/>
+        </w:rPr>
+        <w:t>From the outside, that can look unfocused. But the problem was never the career. It was how I was explaining what had travelled between those chapters.</w:t>
+      </w:r>
+    </w:p>
+    <w:p>
+      <w:pPr>
+        <w:spacing w:before="0" w:after="280" w:line="372" w:lineRule="auto"/>
+      </w:pPr>
+      <w:r>
+        <w:rPr>
+          <w:b w:val="0"/>
+          <w:i w:val="0"/>
+          <w:color w:val="1A1A1A"/>
+          <w:sz w:val="27"/>
+        </w:rPr>
+        <w:t>By the end of this, you’ll have a three-part way to explain a nonlinear path so people can hear the continuity—without pretending every move was part of a perfect plan.</w:t>
       </w:r>
     </w:p>
     <w:p>
@@ -103,20 +145,6 @@
           <w:sz w:val="21"/>
         </w:rPr>
         <w:t>0:20–0:42 | VIEWER PAYOFF + EARLY PROOF</w:t>
-      </w:r>
-    </w:p>
-    <w:p>
-      <w:pPr>
-        <w:spacing w:before="0" w:after="280" w:line="372" w:lineRule="auto"/>
-      </w:pPr>
-      <w:r>
-        <w:rPr>
-          <w:b w:val="0"/>
-          <w:i w:val="0"/>
-          <w:color w:val="1A1A1A"/>
-          <w:sz w:val="27"/>
-        </w:rPr>
-        <w:t>In this video, I am going to show you a three-part way to explain your career change—especially when your path is nonlinear—so people can hear the continuity without you pretending that every move was part of a perfect plan.</w:t>
       </w:r>
     </w:p>
     <w:p>
